--- a/downloads/MW_Wk5_to_wk8_Edit_6Sep26_updated.docx
+++ b/downloads/MW_Wk5_to_wk8_Edit_6Sep26_updated.docx
@@ -6770,16 +6770,17 @@
     <w:p>
       <w:pPr>
         <w:pStyle w:val="ui-markdownparagraph"/>
+        <w:spacing w:line="480" w:lineRule="auto"/>
         <w:ind w:firstLine="720"/>
       </w:pPr>
       <w:r>
         <w:rPr>
           <w:rFonts w:ascii="Times New Roman" w:hAnsi="Times New Roman" w:eastAsia="Times New Roman"/>
-          <w:b w:val="0"/>
+          <w:b/>
           <w:sz w:val="24"/>
           <w:highlight w:val="yellow"/>
         </w:rPr>
-        <w:t>Ethics is a guiding principle in qualitative research. It shapes study design, the process of discovery, and the significance of the findings, and it requires the researcher to weigh the human cost of inquiry (Resnik, 2018). This generic qualitative inquiry will utilize U.S. small and medium-sized enterprise (SME) IT, network, systems, infrastructure, or operations managers in firms of 10 to 200 personnel. In that setting, ethical risk is concentrated: a named recovery event, a role title, and a platform type can re-identify a person or firm more easily than in a large enterprise. The study will therefore treat data management, respect for persons, honesty and integrity, and responsible dissemination as operational requirements, not as a checklist (Resnik, 2018). The researcher will not begin identification, screening, or scheduling until the Capella University Institutional Review Board has granted written approval. The design follows the Belmont Report’s principles of respect for persons, beneficence, and justice (National Commission for the Protection of Human Subjects of Biomedical and Behavioral Research, 1979). Respect for persons will be enacted through voluntary participation, signed electronic consent, a recorded permission-to-record check, and the right to skip any question or stop at any time without penalty. Beneficence will be enacted by treating SME organizational disclosure as both a compliance issue and a Gap-data threat: the researcher will not recruit through a supervisor, owner, employer command chain, or vendor account manager; collection remains interviews only; identifiers will be stripped to P##, role only, SME-X, and Platform-X; and member checking will be a seven-day factual review of sequence, roles, and named proof so contested recovery decisions are not edited out. Justice will be enacted by placing the research burden on operational U.S. SME managers who can name a qualifying event, and by excluding vendor-only staff and command-visible recruitment paths.</w:t>
+        <w:t xml:space="preserve">Ethical Considerations for this generic qualitative inquiry name the ethical issues and the plan that will meet Capella’s privacy, confidentiality, and data security standard (Resnik, 2018). </w:t>
       </w:r>
       <w:r>
         <w:rPr>
@@ -6807,10 +6808,99 @@
         </w:rPr>
       </w:r>
       <w:r/>
+      <w:r>
+        <w:rPr>
+          <w:rFonts w:ascii="Times New Roman" w:hAnsi="Times New Roman" w:eastAsia="Times New Roman"/>
+          <w:b w:val="0"/>
+          <w:sz w:val="24"/>
+        </w:rPr>
+        <w:t xml:space="preserve">Ethics shapes study design, the process of discovery, and the significance of the findings, and it requires the researcher to weigh the human cost of inquiry </w:t>
+      </w:r>
+      <w:r>
+        <w:rPr>
+          <w:rFonts w:ascii="Times New Roman" w:hAnsi="Times New Roman" w:eastAsia="Times New Roman"/>
+          <w:b/>
+          <w:sz w:val="24"/>
+        </w:rPr>
+        <w:t>(Resnik, 2018)</w:t>
+      </w:r>
+      <w:r>
+        <w:rPr>
+          <w:rFonts w:ascii="Times New Roman" w:hAnsi="Times New Roman" w:eastAsia="Times New Roman"/>
+          <w:b w:val="0"/>
+          <w:sz w:val="24"/>
+        </w:rPr>
+        <w:t xml:space="preserve">. Participants will be U.S. small and medium-sized enterprise (SME) IT, network, systems, infrastructure, or operations managers in firms of 10 to 200 personnel. In that setting </w:t>
+      </w:r>
+      <w:r>
+        <w:rPr>
+          <w:rFonts w:ascii="Times New Roman" w:hAnsi="Times New Roman" w:eastAsia="Times New Roman"/>
+          <w:b/>
+          <w:sz w:val="24"/>
+        </w:rPr>
+        <w:t>the primary ethical issue is re-identification</w:t>
+      </w:r>
+      <w:r>
+        <w:rPr>
+          <w:rFonts w:ascii="Times New Roman" w:hAnsi="Times New Roman" w:eastAsia="Times New Roman"/>
+          <w:b w:val="0"/>
+          <w:sz w:val="24"/>
+        </w:rPr>
+        <w:t xml:space="preserve">: a named recovery event, a role title, and a platform type can expose a person or firm more easily than in a large enterprise. The researcher will not begin identification, screening, or scheduling until the Capella University Institutional Review Board has granted written approval. The design follows the Belmont Report’s principles of respect for persons, beneficence, and justice (National Commission for the Protection of Human Subjects of Biomedical and Behavioral Research, 1979). Respect for persons will be enacted through voluntary participation, signed electronic consent, a recorded permission-to-record check, and the right to skip any question or stop at any time without penalty. Beneficence will be enacted by treating SME organizational disclosure as both a </w:t>
+      </w:r>
+      <w:r>
+        <w:rPr>
+          <w:rFonts w:ascii="Times New Roman" w:hAnsi="Times New Roman" w:eastAsia="Times New Roman"/>
+          <w:b/>
+          <w:sz w:val="24"/>
+        </w:rPr>
+        <w:t>privacy issue and a threat to candid Gap data</w:t>
+      </w:r>
+      <w:r>
+        <w:rPr>
+          <w:rFonts w:ascii="Times New Roman" w:hAnsi="Times New Roman" w:eastAsia="Times New Roman"/>
+          <w:b w:val="0"/>
+          <w:sz w:val="24"/>
+        </w:rPr>
+        <w:t xml:space="preserve">: the researcher will not recruit through a supervisor, owner, employer command chain, or vendor account manager; </w:t>
+      </w:r>
+      <w:r>
+        <w:rPr>
+          <w:rFonts w:ascii="Times New Roman" w:hAnsi="Times New Roman" w:eastAsia="Times New Roman"/>
+          <w:b/>
+          <w:sz w:val="24"/>
+        </w:rPr>
+        <w:t>collection remains interviews only</w:t>
+      </w:r>
+      <w:r>
+        <w:rPr>
+          <w:rFonts w:ascii="Times New Roman" w:hAnsi="Times New Roman" w:eastAsia="Times New Roman"/>
+          <w:b w:val="0"/>
+          <w:sz w:val="24"/>
+        </w:rPr>
+        <w:t xml:space="preserve">; identifiers will be stripped to P##, role only, SME-X, and Platform-X; and member checking will be a seven-day factual review of sequence, roles, and </w:t>
+      </w:r>
+      <w:r>
+        <w:rPr>
+          <w:rFonts w:ascii="Times New Roman" w:hAnsi="Times New Roman" w:eastAsia="Times New Roman"/>
+          <w:b/>
+          <w:sz w:val="24"/>
+        </w:rPr>
+        <w:t>named proof</w:t>
+      </w:r>
+      <w:r>
+        <w:rPr>
+          <w:rFonts w:ascii="Times New Roman" w:hAnsi="Times New Roman" w:eastAsia="Times New Roman"/>
+          <w:b w:val="0"/>
+          <w:sz w:val="24"/>
+        </w:rPr>
+        <w:t xml:space="preserve"> so contested recovery decisions are not edited out. Justice will be enacted by placing the research burden on operational U.S. SME managers who can name a qualifying event, and by excluding vendor-only staff and command-visible recruitment paths.</w:t>
+      </w:r>
     </w:p>
     <w:p>
       <w:pPr>
         <w:pStyle w:val="ui-markdownparagraph"/>
+        <w:spacing w:line="480" w:lineRule="auto"/>
         <w:ind w:firstLine="720"/>
       </w:pPr>
       <w:r>
@@ -6821,7 +6911,7 @@
           <w:sz w:val="24"/>
           <w:highlight w:val="yellow"/>
         </w:rPr>
-        <w:t>Honesty and integrity will govern collection, storage, analysis, reporting, and any later discussion of the study (</w:t>
+        <w:t xml:space="preserve">Honesty and integrity will govern collection, storage, analysis, reporting, and any later discussion of the study </w:t>
       </w:r>
       <w:r>
         <w:rPr>
@@ -6840,7 +6930,6 @@
           <w:color w:val="000000"/>
           <w:sz w:val="24"/>
         </w:rPr>
-        <w:t>Resnik, 2018</w:t>
       </w:r>
       <w:r>
         <w:rPr>
@@ -6849,7 +6938,94 @@
           <w:color w:val="000000"/>
           <w:sz w:val="24"/>
         </w:rPr>
-        <w:t>). Recordings and RAW notes will be stored in an encrypted, password-protected directory separate from CLEAN transcripts and the Delve audit nest. The researcher will not continue a session from memory if recording fails, will not invent artifact contents a manager did not state, and will not claim that Delve performed the analysis. Findings will be disseminated as de-identified patterned accounts of named U.S. SME recovery events, without employer, owner, vendor, or product names, so the study can report how managers enacted whose claim counted, who decided, and what counted as enough proof without exposing the participant or the firm.</w:t>
+      </w:r>
+      <w:r>
+        <w:rPr>
+          <w:rFonts w:ascii="Times New Roman" w:hAnsi="Times New Roman" w:eastAsia="Times New Roman"/>
+          <w:b/>
+          <w:sz w:val="24"/>
+        </w:rPr>
+        <w:t>(Resnik, 2018)</w:t>
+      </w:r>
+      <w:r>
+        <w:rPr>
+          <w:rFonts w:ascii="Times New Roman" w:hAnsi="Times New Roman" w:eastAsia="Times New Roman"/>
+          <w:b w:val="0"/>
+          <w:sz w:val="24"/>
+        </w:rPr>
+        <w:t xml:space="preserve">. </w:t>
+      </w:r>
+      <w:r>
+        <w:rPr>
+          <w:rFonts w:ascii="Times New Roman" w:hAnsi="Times New Roman" w:eastAsia="Times New Roman"/>
+          <w:b/>
+          <w:sz w:val="24"/>
+        </w:rPr>
+        <w:t xml:space="preserve">Data security: </w:t>
+      </w:r>
+      <w:r>
+        <w:rPr>
+          <w:rFonts w:ascii="Times New Roman" w:hAnsi="Times New Roman" w:eastAsia="Times New Roman"/>
+          <w:b w:val="0"/>
+          <w:sz w:val="24"/>
+        </w:rPr>
+        <w:t xml:space="preserve">recordings and RAW notes will be stored in an encrypted, password-protected directory separate from CLEAN transcripts and the Delve audit nest. </w:t>
+      </w:r>
+      <w:r>
+        <w:rPr>
+          <w:rFonts w:ascii="Times New Roman" w:hAnsi="Times New Roman" w:eastAsia="Times New Roman"/>
+          <w:b/>
+          <w:sz w:val="24"/>
+        </w:rPr>
+        <w:t xml:space="preserve">Confidentiality: </w:t>
+      </w:r>
+      <w:r>
+        <w:rPr>
+          <w:rFonts w:ascii="Times New Roman" w:hAnsi="Times New Roman" w:eastAsia="Times New Roman"/>
+          <w:b w:val="0"/>
+          <w:sz w:val="24"/>
+        </w:rPr>
+        <w:t xml:space="preserve">the researcher will not continue a session from memory if recording fails, will not invent contents a manager did not state, and will </w:t>
+      </w:r>
+      <w:r>
+        <w:rPr>
+          <w:rFonts w:ascii="Times New Roman" w:hAnsi="Times New Roman" w:eastAsia="Times New Roman"/>
+          <w:b/>
+          <w:sz w:val="24"/>
+        </w:rPr>
+        <w:t>not claim that Delve performed the analysis</w:t>
+      </w:r>
+      <w:r>
+        <w:rPr>
+          <w:rFonts w:ascii="Times New Roman" w:hAnsi="Times New Roman" w:eastAsia="Times New Roman"/>
+          <w:b w:val="0"/>
+          <w:sz w:val="24"/>
+        </w:rPr>
+        <w:t xml:space="preserve">. </w:t>
+      </w:r>
+      <w:r>
+        <w:rPr>
+          <w:rFonts w:ascii="Times New Roman" w:hAnsi="Times New Roman" w:eastAsia="Times New Roman"/>
+          <w:b/>
+          <w:sz w:val="24"/>
+        </w:rPr>
+        <w:t xml:space="preserve">Privacy: </w:t>
+      </w:r>
+      <w:r>
+        <w:rPr>
+          <w:rFonts w:ascii="Times New Roman" w:hAnsi="Times New Roman" w:eastAsia="Times New Roman"/>
+          <w:b/>
+          <w:sz w:val="24"/>
+        </w:rPr>
+        <w:t>findings will be disseminated</w:t>
+      </w:r>
+      <w:r>
+        <w:rPr>
+          <w:rFonts w:ascii="Times New Roman" w:hAnsi="Times New Roman" w:eastAsia="Times New Roman"/>
+          <w:b w:val="0"/>
+          <w:sz w:val="24"/>
+        </w:rPr>
+        <w:t xml:space="preserve"> as de-identified patterned accounts of named U.S. SME recovery events, without employer, owner, vendor, or product names, so the study can report how managers enacted whose claim counted, who decided, and what counted as enough proof without exposing the participant or the firm.</w:t>
       </w:r>
     </w:p>
     <w:p>

--- a/downloads/MW_Wk5_to_wk8_Edit_6Sep26_updated.docx
+++ b/downloads/MW_Wk5_to_wk8_Edit_6Sep26_updated.docx
@@ -6945,6 +6945,83 @@
           <w:b/>
           <w:sz w:val="24"/>
         </w:rPr>
+      </w:r>
+      <w:r>
+        <w:rPr>
+          <w:rFonts w:ascii="Times New Roman" w:hAnsi="Times New Roman" w:eastAsia="Times New Roman"/>
+          <w:b w:val="0"/>
+          <w:sz w:val="24"/>
+        </w:rPr>
+      </w:r>
+      <w:r>
+        <w:rPr>
+          <w:rFonts w:ascii="Times New Roman" w:hAnsi="Times New Roman" w:eastAsia="Times New Roman"/>
+          <w:b/>
+          <w:sz w:val="24"/>
+        </w:rPr>
+      </w:r>
+      <w:r>
+        <w:rPr>
+          <w:rFonts w:ascii="Times New Roman" w:hAnsi="Times New Roman" w:eastAsia="Times New Roman"/>
+          <w:b w:val="0"/>
+          <w:sz w:val="24"/>
+        </w:rPr>
+      </w:r>
+      <w:r>
+        <w:rPr>
+          <w:rFonts w:ascii="Times New Roman" w:hAnsi="Times New Roman" w:eastAsia="Times New Roman"/>
+          <w:b/>
+          <w:sz w:val="24"/>
+        </w:rPr>
+      </w:r>
+      <w:r>
+        <w:rPr>
+          <w:rFonts w:ascii="Times New Roman" w:hAnsi="Times New Roman" w:eastAsia="Times New Roman"/>
+          <w:b w:val="0"/>
+          <w:sz w:val="24"/>
+        </w:rPr>
+      </w:r>
+      <w:r>
+        <w:rPr>
+          <w:rFonts w:ascii="Times New Roman" w:hAnsi="Times New Roman" w:eastAsia="Times New Roman"/>
+          <w:b/>
+          <w:sz w:val="24"/>
+        </w:rPr>
+      </w:r>
+      <w:r>
+        <w:rPr>
+          <w:rFonts w:ascii="Times New Roman" w:hAnsi="Times New Roman" w:eastAsia="Times New Roman"/>
+          <w:b w:val="0"/>
+          <w:sz w:val="24"/>
+        </w:rPr>
+      </w:r>
+      <w:r>
+        <w:rPr>
+          <w:rFonts w:ascii="Times New Roman" w:hAnsi="Times New Roman" w:eastAsia="Times New Roman"/>
+          <w:b/>
+          <w:sz w:val="24"/>
+        </w:rPr>
+      </w:r>
+      <w:r>
+        <w:rPr>
+          <w:rFonts w:ascii="Times New Roman" w:hAnsi="Times New Roman" w:eastAsia="Times New Roman"/>
+          <w:b/>
+          <w:sz w:val="24"/>
+        </w:rPr>
+      </w:r>
+      <w:r>
+        <w:rPr>
+          <w:rFonts w:ascii="Times New Roman" w:hAnsi="Times New Roman" w:eastAsia="Times New Roman"/>
+          <w:b w:val="0"/>
+          <w:sz w:val="24"/>
+        </w:rPr>
+      </w:r>
+      <w:r>
+        <w:rPr>
+          <w:rFonts w:ascii="Times New Roman" w:hAnsi="Times New Roman" w:eastAsia="Times New Roman"/>
+          <w:b/>
+          <w:sz w:val="24"/>
+        </w:rPr>
         <w:t>(Resnik, 2018)</w:t>
       </w:r>
       <w:r>
@@ -6969,7 +7046,39 @@
           <w:b w:val="0"/>
           <w:sz w:val="24"/>
         </w:rPr>
-        <w:t xml:space="preserve">recordings and RAW notes will be stored in an encrypted, password-protected directory separate from CLEAN transcripts and the Delve audit nest. </w:t>
+        <w:t xml:space="preserve">recordings and </w:t>
+      </w:r>
+      <w:r>
+        <w:rPr>
+          <w:rFonts w:ascii="Times New Roman" w:hAnsi="Times New Roman" w:eastAsia="Times New Roman"/>
+          <w:b/>
+          <w:sz w:val="24"/>
+        </w:rPr>
+        <w:t>raw notes</w:t>
+      </w:r>
+      <w:r>
+        <w:rPr>
+          <w:rFonts w:ascii="Times New Roman" w:hAnsi="Times New Roman" w:eastAsia="Times New Roman"/>
+          <w:b w:val="0"/>
+          <w:sz w:val="24"/>
+        </w:rPr>
+        <w:t xml:space="preserve"> will be stored in an encrypted, password-protected directory separate from </w:t>
+      </w:r>
+      <w:r>
+        <w:rPr>
+          <w:rFonts w:ascii="Times New Roman" w:hAnsi="Times New Roman" w:eastAsia="Times New Roman"/>
+          <w:b/>
+          <w:sz w:val="24"/>
+        </w:rPr>
+        <w:t>clean transcripts</w:t>
+      </w:r>
+      <w:r>
+        <w:rPr>
+          <w:rFonts w:ascii="Times New Roman" w:hAnsi="Times New Roman" w:eastAsia="Times New Roman"/>
+          <w:b w:val="0"/>
+          <w:sz w:val="24"/>
+        </w:rPr>
+        <w:t xml:space="preserve"> and the Delve audit nest. </w:t>
       </w:r>
       <w:r>
         <w:rPr>
@@ -7130,13 +7239,15 @@
     <w:p>
       <w:pPr>
         <w:pStyle w:val="ui-markdownparagraph"/>
-      </w:pPr>
-      <w:r>
-        <w:rPr>
-          <w:rFonts w:ascii="Times New Roman" w:hAnsi="Times New Roman" w:eastAsia="Times New Roman"/>
-          <w:sz w:val="24"/>
-        </w:rPr>
-        <w:t>The researcher will analyze de-identified critical-incident interviews from the locked sample of 12 U.S. SME IT, network, systems, infrastructure, or operations managers using hybrid deductive–inductive codebook thematic analysis within a generic qualitative inquiry (Caelli et al., 2003; Fereday &amp; Muir-Cochrane, 2006; Kahlke, 2014; Percy et al., 2015). Before coding, the researcher will complete a scope register that records the purpose, research question, framework role, eligibility rules, participant count, and required deliverables, and will keep three work areas separate: preserved RAW recordings, CLEAN analytic files, and presentation outputs. Each interview will receive a stable identifier. The researcher will produce a verbatim transcript, strip person, firm, vendor, and product names, complete a seven-day factual member check, and read each CLEAN transcript in full before formal coding (Lincoln &amp; Guba, 1985). Delve will store CLEAN transcripts, the versioned codebook, memos, and snippet URLs. Delve will not perform the analysis.</w:t>
+        <w:spacing w:line="480" w:lineRule="auto"/>
+      </w:pPr>
+      <w:r>
+        <w:rPr>
+          <w:rFonts w:ascii="Times New Roman" w:hAnsi="Times New Roman" w:eastAsia="Times New Roman"/>
+          <w:b w:val="0"/>
+          <w:sz w:val="24"/>
+        </w:rPr>
+        <w:t xml:space="preserve">The researcher will analyze de-identified critical-incident interviews from the locked sample of 12 U.S. SME IT, network, systems, infrastructure, or operations managers using hybrid deductive–inductive codebook thematic analysis within a generic qualitative inquiry (Caelli et al., 2003; Fereday &amp; Muir-Cochrane, 2006; Kahlke, 2014; Percy et al., 2015). </w:t>
       </w:r>
       <w:r>
         <w:rPr>
@@ -7157,18 +7268,99 @@
       </w:r>
       <w:r/>
       <w:r/>
+      <w:r>
+        <w:rPr>
+          <w:rFonts w:ascii="Times New Roman" w:hAnsi="Times New Roman" w:eastAsia="Times New Roman"/>
+          <w:b/>
+          <w:sz w:val="24"/>
+        </w:rPr>
+        <w:t xml:space="preserve">That technique is appropriate to the project framework because power, legitimacy, and urgency remain sensitizing probes (Mitchell et al., 1997), while value-creation stakeholder theory remains on Need / What We Know and is not imported as a codebook theme (Freeman et al., 2020). </w:t>
+      </w:r>
+      <w:r>
+        <w:rPr>
+          <w:rFonts w:ascii="Times New Roman" w:hAnsi="Times New Roman" w:eastAsia="Times New Roman"/>
+          <w:b w:val="0"/>
+          <w:sz w:val="24"/>
+        </w:rPr>
+        <w:t xml:space="preserve">Before coding, the researcher will complete a scope register that records the purpose, research question, framework role, eligibility rules, participant count, and required deliverables, and will keep three work areas separate: </w:t>
+      </w:r>
+      <w:r>
+        <w:rPr>
+          <w:rFonts w:ascii="Times New Roman" w:hAnsi="Times New Roman" w:eastAsia="Times New Roman"/>
+          <w:b/>
+          <w:sz w:val="24"/>
+        </w:rPr>
+        <w:t>raw recordings, clean analytic files, and presentation outputs</w:t>
+      </w:r>
+      <w:r>
+        <w:rPr>
+          <w:rFonts w:ascii="Times New Roman" w:hAnsi="Times New Roman" w:eastAsia="Times New Roman"/>
+          <w:b w:val="0"/>
+          <w:sz w:val="24"/>
+        </w:rPr>
+        <w:t xml:space="preserve">. Each interview will receive a stable identifier. The researcher will produce a verbatim transcript, strip person, firm, vendor, and product names, complete a seven-day factual member check, and read each </w:t>
+      </w:r>
+      <w:r>
+        <w:rPr>
+          <w:rFonts w:ascii="Times New Roman" w:hAnsi="Times New Roman" w:eastAsia="Times New Roman"/>
+          <w:b/>
+          <w:sz w:val="24"/>
+        </w:rPr>
+        <w:t>clean transcript</w:t>
+      </w:r>
+      <w:r>
+        <w:rPr>
+          <w:rFonts w:ascii="Times New Roman" w:hAnsi="Times New Roman" w:eastAsia="Times New Roman"/>
+          <w:b w:val="0"/>
+          <w:sz w:val="24"/>
+        </w:rPr>
+        <w:t xml:space="preserve"> in full before formal coding (Lincoln &amp; Guba, 1985). Delve will store </w:t>
+      </w:r>
+      <w:r>
+        <w:rPr>
+          <w:rFonts w:ascii="Times New Roman" w:hAnsi="Times New Roman" w:eastAsia="Times New Roman"/>
+          <w:b/>
+          <w:sz w:val="24"/>
+        </w:rPr>
+        <w:t>clean transcripts</w:t>
+      </w:r>
+      <w:r>
+        <w:rPr>
+          <w:rFonts w:ascii="Times New Roman" w:hAnsi="Times New Roman" w:eastAsia="Times New Roman"/>
+          <w:b w:val="0"/>
+          <w:sz w:val="24"/>
+        </w:rPr>
+        <w:t xml:space="preserve">, the versioned codebook, memos, and snippet URLs. Delve will not perform the analysis </w:t>
+      </w:r>
+      <w:r>
+        <w:rPr>
+          <w:rFonts w:ascii="Times New Roman" w:hAnsi="Times New Roman" w:eastAsia="Times New Roman"/>
+          <w:b/>
+          <w:sz w:val="24"/>
+        </w:rPr>
+        <w:t>(Paulus, 2023)</w:t>
+      </w:r>
+      <w:r>
+        <w:rPr>
+          <w:rFonts w:ascii="Times New Roman" w:hAnsi="Times New Roman" w:eastAsia="Times New Roman"/>
+          <w:b w:val="0"/>
+          <w:sz w:val="24"/>
+        </w:rPr>
+        <w:t>.</w:t>
+      </w:r>
     </w:p>
     <w:p>
       <w:pPr>
         <w:pStyle w:val="ui-markdownparagraph"/>
-      </w:pPr>
-      <w:r>
-        <w:rPr>
-          <w:rFonts w:ascii="Times New Roman" w:hAnsi="Times New Roman" w:eastAsia="Times New Roman"/>
-          <w:b w:val="0"/>
-          <w:sz w:val="24"/>
-        </w:rPr>
-        <w:t>Second, the researcher will import the nested start-list of STRUCTURAL, FRAMEWORK_DEDUCTIVE, and BOUNDARY codes and create one excerpt record for each bounded passage that requires analysis, attaching its source locator, speaker, incident context, and provisional code (Fereday &amp; Muir-Cochrane, 2006; Paulus, 2023). A passage may receive more than one code when it conveys distinct ideas. Power, legitimacy, and urgency will function as sensitizing probes, not predetermined theme titles (Mitchell et al., 1997). Decision rights, escalation, evidentiary standards, and recoverability assurance will be coded as enactment evidence, not as a fourth salience attribute. Each code definition will state its meaning, inclusion criteria, exclusion criteria, and a source-linked example; uncertain assignments will be flagged for review. EMERGENT child codes will remain empty until meaning units are locked (Saldaña, 2021; Taylor &amp; Bogdan, 1998). Coding changes will be recorded with the date, reason, and affected records. Spreadsheet lookup and Delve retrieval may support these records; interpretive approval will remain with the researcher (Fereday &amp; Muir-Cochrane, 2006).</w:t>
+        <w:spacing w:line="480" w:lineRule="auto"/>
+      </w:pPr>
+      <w:r>
+        <w:rPr>
+          <w:rFonts w:ascii="Times New Roman" w:hAnsi="Times New Roman" w:eastAsia="Times New Roman"/>
+          <w:b w:val="0"/>
+          <w:sz w:val="24"/>
+        </w:rPr>
+        <w:t xml:space="preserve">Second, the researcher will import the nested start-list of STRUCTURAL, FRAMEWORK_DEDUCTIVE, and BOUNDARY codes and create one excerpt record for each bounded passage that requires analysis, attaching its source locator, speaker, incident context, and provisional code (Fereday &amp; Muir-Cochrane, 2006; Paulus, 2023). A passage may receive more than one code when it conveys distinct ideas. Power, legitimacy, and urgency will function as sensitizing probes, not predetermined theme titles (Mitchell et al., 1997). Decision rights, escalation, evidentiary standards, and recoverability assurance will be coded as enactment evidence, not as a fourth salience attribute. Each code definition will state its meaning, inclusion criteria, exclusion criteria, and a source-linked example; uncertain assignments will be flagged for review. EMERGENT child codes will remain empty until meaning units are locked </w:t>
       </w:r>
       <w:r>
         <w:rPr>
@@ -7197,18 +7389,35 @@
       </w:r>
       <w:r/>
       <w:r/>
+      <w:r>
+        <w:rPr>
+          <w:rFonts w:ascii="Times New Roman" w:hAnsi="Times New Roman" w:eastAsia="Times New Roman"/>
+          <w:b/>
+          <w:sz w:val="24"/>
+        </w:rPr>
+        <w:t>(Saldaña, 2021; Taylor &amp; Bogdan, 1998)</w:t>
+      </w:r>
+      <w:r>
+        <w:rPr>
+          <w:rFonts w:ascii="Times New Roman" w:hAnsi="Times New Roman" w:eastAsia="Times New Roman"/>
+          <w:b w:val="0"/>
+          <w:sz w:val="24"/>
+        </w:rPr>
+        <w:t>. Coding changes will be recorded with the date, reason, and affected records. Spreadsheet lookup and Delve retrieval may support these records; interpretive approval will remain with the researcher (Fereday &amp; Muir-Cochrane, 2006).</w:t>
+      </w:r>
     </w:p>
     <w:p>
       <w:pPr>
         <w:pStyle w:val="ui-markdownparagraph"/>
-      </w:pPr>
-      <w:r>
-        <w:rPr>
-          <w:rFonts w:ascii="Times New Roman" w:hAnsi="Times New Roman" w:eastAsia="Times New Roman"/>
-          <w:b w:val="0"/>
-          <w:sz w:val="24"/>
-        </w:rPr>
-        <w:t>Third, the researcher will lock meaning units that state a practice claim before any theme name is written, confirm each unit with a named excerpt and a negative or boundary case, and group related units only when they describe the same salience-to-assurance bargain rather than the same recovery topic (Saldaña, 2021; Taylor &amp; Bogdan, 1998; Walker, 2026). For every proposed theme, the researcher will record its central claim, contributing categories, representative excerpts, exceptions, and research-question relevance, then return to the original passages to inspect context. Candidate categories may be retained, revised, split, combined, or rejected, with earlier versions preserved. This is iterative interpretive work, not an automatic promotion of frequently used labels into themes, and it is not reflexive thematic analysis as the analytic method (Saldaña, 2021; Fereday &amp; Muir-Cochrane, 2006). The locked n = 12 will be reported as the planned participant count, not as proof of saturation; adequacy will be assessed through richness, relevant variation, question coverage, and whether later interviews still change the meaning-unit inventory (Malterud et al., 2016; Guest et al., 2020).</w:t>
+        <w:spacing w:line="480" w:lineRule="auto"/>
+      </w:pPr>
+      <w:r>
+        <w:rPr>
+          <w:rFonts w:ascii="Times New Roman" w:hAnsi="Times New Roman" w:eastAsia="Times New Roman"/>
+          <w:b w:val="0"/>
+          <w:sz w:val="24"/>
+        </w:rPr>
+        <w:t xml:space="preserve">Third, the researcher will lock meaning units that state a practice claim before any theme name is written, confirm each unit with a named excerpt and a negative or boundary case, and group related units only when they describe the same salience-to-assurance bargain rather than the same recovery topic </w:t>
       </w:r>
       <w:r>
         <w:rPr>
@@ -7249,18 +7458,67 @@
         </w:rPr>
       </w:r>
       <w:r/>
+      <w:r>
+        <w:rPr>
+          <w:rFonts w:ascii="Times New Roman" w:hAnsi="Times New Roman" w:eastAsia="Times New Roman"/>
+          <w:b/>
+          <w:sz w:val="24"/>
+        </w:rPr>
+        <w:t>(Saldaña, 2021; Taylor &amp; Bogdan, 1998; Walker, 2026)</w:t>
+      </w:r>
+      <w:r>
+        <w:rPr>
+          <w:rFonts w:ascii="Times New Roman" w:hAnsi="Times New Roman" w:eastAsia="Times New Roman"/>
+          <w:b w:val="0"/>
+          <w:sz w:val="24"/>
+        </w:rPr>
+        <w:t xml:space="preserve">. For every proposed theme, the researcher will record its central claim, contributing categories, representative excerpts, exceptions, and research-question relevance, then return to the original passages to inspect context. Candidate categories may be retained, revised, split, combined, or rejected, with earlier versions preserved. This is iterative interpretive work, not an automatic promotion of frequently used labels into themes, and it is </w:t>
+      </w:r>
+      <w:r>
+        <w:rPr>
+          <w:rFonts w:ascii="Times New Roman" w:hAnsi="Times New Roman" w:eastAsia="Times New Roman"/>
+          <w:b/>
+          <w:sz w:val="24"/>
+        </w:rPr>
+        <w:t>not reflexive thematic analysis as the analytic method (Saldaña, 2021; Fereday &amp; Muir-Cochrane, 2006)</w:t>
+      </w:r>
+      <w:r>
+        <w:rPr>
+          <w:rFonts w:ascii="Times New Roman" w:hAnsi="Times New Roman" w:eastAsia="Times New Roman"/>
+          <w:b w:val="0"/>
+          <w:sz w:val="24"/>
+        </w:rPr>
+        <w:t xml:space="preserve">. The locked n = 12 will be reported as the planned participant count, not as proof of saturation; adequacy will be assessed through richness, relevant variation, question coverage, and whether later interviews still change the meaning-unit inventory </w:t>
+      </w:r>
+      <w:r>
+        <w:rPr>
+          <w:rFonts w:ascii="Times New Roman" w:hAnsi="Times New Roman" w:eastAsia="Times New Roman"/>
+          <w:b/>
+          <w:sz w:val="24"/>
+        </w:rPr>
+        <w:t>(Malterud et al., 2016; Guest et al., 2020)</w:t>
+      </w:r>
+      <w:r>
+        <w:rPr>
+          <w:rFonts w:ascii="Times New Roman" w:hAnsi="Times New Roman" w:eastAsia="Times New Roman"/>
+          <w:b w:val="0"/>
+          <w:sz w:val="24"/>
+        </w:rPr>
+        <w:t>.</w:t>
+      </w:r>
     </w:p>
     <w:p>
       <w:pPr>
         <w:pStyle w:val="ui-markdownparagraph"/>
-      </w:pPr>
-      <w:r>
-        <w:rPr>
-          <w:rFonts w:ascii="Times New Roman" w:hAnsi="Times New Roman" w:eastAsia="Times New Roman"/>
-          <w:b w:val="0"/>
-          <w:sz w:val="24"/>
-        </w:rPr>
-        <w:t>Fourth, the researcher will write two separate syntheses from the reviewed theme records: one for stakeholder-claim management and salience shifts, and one for decision rights, escalation, and recoverability assurance (Lester et al., 2020; Percy et al., 2015). Presentation will include a meaning-unit evidence table, a theme-to-question map, and a narrative that pairs each interpretive claim with source-verified excerpts and relevant boundary cases, including Every published quotation, participant label, source locator, and thematic claim will receive a source check; table titles and theme names will be compared with the narrative. Participant counts, excerpt counts, and source counts will remain separate. The researcher will close the revision log, record unresolved gaps, and release a dated version of the report, codebook, and CSV nest (Paulus, 2023). Clerical software and retrieval aids will not replace researcher interpretation; every quotation and thematic claim will remain grounded in the CLEAN transcript and the dated audit trail (Tracy, 2010). Findings will distinguish managers’ reported interpretations from independently documented actions and will not claim statistical generalization.</w:t>
+        <w:spacing w:line="480" w:lineRule="auto"/>
+      </w:pPr>
+      <w:r>
+        <w:rPr>
+          <w:rFonts w:ascii="Times New Roman" w:hAnsi="Times New Roman" w:eastAsia="Times New Roman"/>
+          <w:b w:val="0"/>
+          <w:sz w:val="24"/>
+        </w:rPr>
+        <w:t xml:space="preserve">Fourth, the researcher will write two separate syntheses from the reviewed theme records: one for stakeholder-claim management and salience shifts, and one for decision rights, escalation, and recoverability assurance (Lester et al., 2020; Percy et al., 2015). Presentation will include a meaning-unit evidence table, a theme-to-question map, and a narrative that pairs each interpretive claim with source-verified excerpts and relevant boundary cases. </w:t>
       </w:r>
       <w:r/>
       <w:r>
@@ -7276,6 +7534,38 @@
           <w:b w:val="0"/>
           <w:sz w:val="24"/>
         </w:rPr>
+      </w:r>
+      <w:r>
+        <w:rPr>
+          <w:rFonts w:ascii="Times New Roman" w:hAnsi="Times New Roman" w:eastAsia="Times New Roman"/>
+          <w:b/>
+          <w:sz w:val="24"/>
+        </w:rPr>
+        <w:t>Every published quotation, participant label, source locator, and thematic claim will receive a source check</w:t>
+      </w:r>
+      <w:r>
+        <w:rPr>
+          <w:rFonts w:ascii="Times New Roman" w:hAnsi="Times New Roman" w:eastAsia="Times New Roman"/>
+          <w:b w:val="0"/>
+          <w:sz w:val="24"/>
+        </w:rPr>
+        <w:t xml:space="preserve">; table titles and theme names will be compared with the narrative. Participant counts, excerpt counts, and source counts will remain separate. The researcher will close the revision log, record unresolved gaps, and release a dated version of the report, codebook, and CSV nest (Paulus, 2023). Clerical software and retrieval aids will not replace researcher interpretation; every quotation and thematic claim will remain grounded in the </w:t>
+      </w:r>
+      <w:r>
+        <w:rPr>
+          <w:rFonts w:ascii="Times New Roman" w:hAnsi="Times New Roman" w:eastAsia="Times New Roman"/>
+          <w:b/>
+          <w:sz w:val="24"/>
+        </w:rPr>
+        <w:t>clean transcript</w:t>
+      </w:r>
+      <w:r>
+        <w:rPr>
+          <w:rFonts w:ascii="Times New Roman" w:hAnsi="Times New Roman" w:eastAsia="Times New Roman"/>
+          <w:b w:val="0"/>
+          <w:sz w:val="24"/>
+        </w:rPr>
+        <w:t xml:space="preserve"> and the dated audit trail (Tracy, 2010). Findings will distinguish managers’ reported interpretations from independently documented actions and will not claim statistical generalization.</w:t>
       </w:r>
     </w:p>
     <w:p>
